--- a/hasil/skripsi.docx
+++ b/hasil/skripsi.docx
@@ -4665,7 +4665,7 @@
     <w:uiPriority w:val="59"/>
     <w:qFormat/>
     <w:tblPr>
-      <w:tblInd w:w="0" w:type="dxa"/>
+      <w:tblInd w:w="85" w:type="dxa"/>
       <w:tblBorders>
         <w:top w:val="single" w:sz="4" w:space="0" w:color="000000"/>
         <w:left w:val="single" w:sz="4" w:space="0" w:color="000000"/>
@@ -4688,7 +4688,7 @@
     <w:uiPriority w:val="59"/>
     <w:qFormat/>
     <w:tblPr>
-      <w:tblInd w:w="0" w:type="dxa"/>
+      <w:tblInd w:w="85" w:type="dxa"/>
       <w:tblBorders>
         <w:top w:val="nil"/>
         <w:left w:val="nil"/>

--- a/hasil/skripsi.docx
+++ b/hasil/skripsi.docx
@@ -1095,7 +1095,11 @@
               <w:br/>
             </w:r>
             <w:r>
-              <w:t xml:space="preserve">Agusman, S.T., M.M</w:t>
+              <w:rPr>
+                <w:sz w:val="24"/>
+                <w:szCs w:val="24"/>
+              </w:rPr>
+              <w:t xml:space="preserve">Agusman, S.T., M.M</w:t>
             </w:r>
             <w:r>
               <w:br/>
@@ -4610,7 +4614,7 @@
     <w:pPr>
       <w:keepNext/>
       <w:spacing w:before="120" w:after="120" w:line="240" w:lineRule="auto"/>
-      <w:jc w:val="left"/>
+      <w:jc w:val="center"/>
     </w:pPr>
   </w:style>
   <w:style w:type="paragraph" w:customStyle="1" w:styleId="ImageCaption">

--- a/hasil/skripsi.docx
+++ b/hasil/skripsi.docx
@@ -237,9 +237,9 @@
         <w:tblLook w:firstRow="0" w:lastRow="0" w:firstColumn="0" w:lastColumn="0" w:noHBand="0" w:noVBand="0" w:val="0000"/>
       </w:tblPr>
       <w:tblGrid>
-        <w:gridCol w:w="1267"/>
+        <w:gridCol w:w="1742"/>
         <w:gridCol w:w="316"/>
-        <w:gridCol w:w="5860"/>
+        <w:gridCol w:w="5385"/>
       </w:tblGrid>
       <w:tr>
         <w:trPr>
@@ -338,99 +338,11 @@
           <w:p>
             <w:pPr>
               <w:pStyle w:val="Compact"/>
-              <w:keepNext/>
               <w:jc w:val="left"/>
             </w:pPr>
             <w:r>
-              <w:rPr>
-                <w:i/>
-                <w:iCs/>
-              </w:rPr>
-              <w:t xml:space="preserve">Contact</w:t>
-            </w:r>
-          </w:p>
-        </w:tc>
-        <w:tc>
-          <w:tcPr/>
-          <w:p>
-            <w:pPr>
-              <w:pStyle w:val="Compact"/>
-              <w:keepNext/>
-              <w:jc w:val="left"/>
-            </w:pPr>
-            <w:r>
-              <w:t xml:space="preserve">:</w:t>
-            </w:r>
-          </w:p>
-        </w:tc>
-        <w:tc>
-          <w:tcPr/>
-          <w:p>
-            <w:pPr>
-              <w:pStyle w:val="Compact"/>
-              <w:keepNext/>
-              <w:jc w:val="left"/>
-            </w:pPr>
-            <w:r>
-              <w:t xml:space="preserve">…………………………………………………………</w:t>
-            </w:r>
-          </w:p>
-        </w:tc>
-      </w:tr>
-      <w:tr>
-        <w:trPr>
-          <w:cantSplit/>
-        </w:trPr>
-        <w:tc>
-          <w:tcPr/>
-          <w:p>
-            <w:pPr>
-              <w:pStyle w:val="Compact"/>
-              <w:keepNext/>
-            </w:pPr>
-          </w:p>
-        </w:tc>
-        <w:tc>
-          <w:tcPr/>
-          <w:p>
-            <w:pPr>
-              <w:pStyle w:val="Compact"/>
-              <w:keepNext/>
-            </w:pPr>
-          </w:p>
-        </w:tc>
-        <w:tc>
-          <w:tcPr/>
-          <w:p>
-            <w:pPr>
-              <w:pStyle w:val="Compact"/>
-              <w:keepNext/>
-              <w:jc w:val="left"/>
-            </w:pPr>
-            <w:r>
-              <w:t xml:space="preserve">…………………………………………………………</w:t>
-            </w:r>
-          </w:p>
-        </w:tc>
-      </w:tr>
-      <w:tr>
-        <w:trPr>
-          <w:cantSplit/>
-        </w:trPr>
-        <w:tc>
-          <w:tcPr/>
-          <w:p>
-            <w:pPr>
-              <w:pStyle w:val="Compact"/>
-            </w:pPr>
-          </w:p>
-        </w:tc>
-        <w:tc>
-          <w:tcPr/>
-          <w:p>
-            <w:pPr>
-              <w:pStyle w:val="Compact"/>
-            </w:pPr>
+              <w:t xml:space="preserve">Program Studi</w:t>
+            </w:r>
           </w:p>
         </w:tc>
         <w:tc>
@@ -441,7 +353,19 @@
               <w:jc w:val="left"/>
             </w:pPr>
             <w:r>
-              <w:t xml:space="preserve">(alamat, telepon, email untuk kemudahan menghubungi; dan jika ada perubahan data harap segera menghubungi Program Studi)</w:t>
+              <w:t xml:space="preserve">:</w:t>
+            </w:r>
+          </w:p>
+        </w:tc>
+        <w:tc>
+          <w:tcPr/>
+          <w:p>
+            <w:pPr>
+              <w:pStyle w:val="Compact"/>
+              <w:jc w:val="left"/>
+            </w:pPr>
+            <w:r>
+              <w:t xml:space="preserve">Rekayasa Sistem Komputer</w:t>
             </w:r>
           </w:p>
         </w:tc>
@@ -554,6 +478,24 @@
               <w:br/>
             </w:r>
             <w:r>
+              <w:t xml:space="preserve"> </w:t>
+            </w:r>
+            <w:r>
+              <w:br/>
+            </w:r>
+            <w:r>
+              <w:t xml:space="preserve"> </w:t>
+            </w:r>
+            <w:r>
+              <w:br/>
+            </w:r>
+            <w:r>
+              <w:t xml:space="preserve"> </w:t>
+            </w:r>
+            <w:r>
+              <w:br/>
+            </w:r>
+            <w:r>
               <w:t xml:space="preserve">…………………</w:t>
             </w:r>
             <w:r>
@@ -624,6 +566,24 @@
               <w:br/>
             </w:r>
             <w:r>
+              <w:t xml:space="preserve"> </w:t>
+            </w:r>
+            <w:r>
+              <w:br/>
+            </w:r>
+            <w:r>
+              <w:t xml:space="preserve"> </w:t>
+            </w:r>
+            <w:r>
+              <w:br/>
+            </w:r>
+            <w:r>
+              <w:t xml:space="preserve"> </w:t>
+            </w:r>
+            <w:r>
+              <w:br/>
+            </w:r>
+            <w:r>
               <w:t xml:space="preserve">…………………</w:t>
             </w:r>
             <w:r>
@@ -643,24 +603,21 @@
       </w:pPr>
     </w:p>
     <w:p>
+      <w:r>
+        <w:br w:type="page"/>
+      </w:r>
+    </w:p>
+    <w:p>
       <w:pPr>
         <w:pStyle w:val="Tengah"/>
-        <w:sectPr>
-          <w:type w:val="nextPage"/>
-          <w:pgSz w:w="11906" w:h="16838"/>
-          <w:pgMar w:top="2268" w:right="1701" w:bottom="1701" w:left="2268" w:header="851" w:footer="709" w:gutter="0"/>
-        </w:sectPr>
-      </w:pPr>
-    </w:p>
-    <w:p>
-      <w:pPr>
-        <w:pStyle w:val="Heading1"/>
-      </w:pPr>
-      <w:bookmarkStart w:id="12" w:name="_83e8a7eaa08cc9cd46b7d722b4264d62fc3c464"/>
-      <w:r>
+      </w:pPr>
+      <w:r>
+        <w:rPr>
+          <w:b/>
+          <w:bCs/>
+        </w:rPr>
         <w:t xml:space="preserve">HALAMAN PENGESAHAN</w:t>
       </w:r>
-      <w:bookmarkEnd w:id="12"/>
     </w:p>
     <w:p>
       <w:pPr>
@@ -1118,14 +1075,21 @@
       </w:pPr>
     </w:p>
     <w:p>
-      <w:pPr>
-        <w:pStyle w:val="Heading1"/>
-      </w:pPr>
-      <w:bookmarkStart w:id="13" w:name="_59227ce90f7f4b8f8169406747781e8a047cfec"/>
-      <w:r>
+      <w:r>
+        <w:br w:type="page"/>
+      </w:r>
+    </w:p>
+    <w:p>
+      <w:pPr>
+        <w:pStyle w:val="Tengah"/>
+      </w:pPr>
+      <w:r>
+        <w:rPr>
+          <w:b/>
+          <w:bCs/>
+        </w:rPr>
         <w:t xml:space="preserve">PERNYATAAN KEASLIAN</w:t>
       </w:r>
-      <w:bookmarkEnd w:id="13"/>
     </w:p>
     <w:p>
       <w:pPr>
@@ -1337,13 +1301,23 @@
     </w:p>
     <w:p>
       <w:pPr>
+        <w:pStyle w:val="Tengah"/>
+        <w:sectPr>
+          <w:type w:val="nextPage"/>
+          <w:pgSz w:w="11906" w:h="16838"/>
+          <w:pgMar w:top="2268" w:right="1701" w:bottom="1701" w:left="2268" w:header="851" w:footer="709" w:gutter="0"/>
+        </w:sectPr>
+      </w:pPr>
+    </w:p>
+    <w:p>
+      <w:pPr>
         <w:pStyle w:val="Heading1"/>
       </w:pPr>
-      <w:bookmarkStart w:id="14" w:name="_abstrak"/>
+      <w:bookmarkStart w:id="12" w:name="_abstrak"/>
       <w:r>
         <w:t xml:space="preserve">ABSTRAK</w:t>
       </w:r>
-      <w:bookmarkEnd w:id="14"/>
+      <w:bookmarkEnd w:id="12"/>
     </w:p>
     <w:p>
       <w:pPr>
@@ -1380,11 +1354,11 @@
       <w:pPr>
         <w:pStyle w:val="Heading1"/>
       </w:pPr>
-      <w:bookmarkStart w:id="15" w:name="_abstract"/>
+      <w:bookmarkStart w:id="13" w:name="_abstract"/>
       <w:r>
         <w:t xml:space="preserve">ABSTRACT</w:t>
       </w:r>
-      <w:bookmarkEnd w:id="15"/>
+      <w:bookmarkEnd w:id="13"/>
     </w:p>
     <w:p>
       <w:pPr>
@@ -1421,11 +1395,11 @@
       <w:pPr>
         <w:pStyle w:val="Heading1"/>
       </w:pPr>
-      <w:bookmarkStart w:id="16" w:name="_52c9a6efa321dba0f7b1a1b812f4ffa16d01466"/>
+      <w:bookmarkStart w:id="14" w:name="_52c9a6efa321dba0f7b1a1b812f4ffa16d01466"/>
       <w:r>
         <w:t xml:space="preserve">KATA PENGANTAR</w:t>
       </w:r>
-      <w:bookmarkEnd w:id="16"/>
+      <w:bookmarkEnd w:id="14"/>
     </w:p>
     <w:p>
       <w:pPr>
@@ -1555,7 +1529,7 @@
         <w:fldChar w:fldCharType="begin" w:dirty="true"/>
       </w:r>
       <w:r>
-        <w:instrText xml:space="preserve"> TOC \h \z \t "Table Caption,1" </w:instrText>
+        <w:instrText xml:space="preserve"> TOC \h \z \t "Table Caption,2" </w:instrText>
       </w:r>
       <w:r>
         <w:fldChar w:fldCharType="separate"/>
@@ -1583,7 +1557,35 @@
         <w:fldChar w:fldCharType="begin" w:dirty="true"/>
       </w:r>
       <w:r>
-        <w:instrText xml:space="preserve"> TOC \h \z \t "Image Caption,1" </w:instrText>
+        <w:instrText xml:space="preserve"> TOC \h \z \t "Image Caption,2" </w:instrText>
+      </w:r>
+      <w:r>
+        <w:fldChar w:fldCharType="separate"/>
+      </w:r>
+      <w:r>
+        <w:t>Klik kanan di sini, lalu pilih “Update Field” untuk memuat daftar.</w:t>
+      </w:r>
+      <w:r>
+        <w:fldChar w:fldCharType="end"/>
+      </w:r>
+    </w:p>
+    <w:p>
+      <w:pPr>
+        <w:pStyle w:val="Heading1"/>
+      </w:pPr>
+      <w:r>
+        <w:t xml:space="preserve">DAFTAR LAMPIRAN</w:t>
+      </w:r>
+    </w:p>
+    <w:p>
+      <w:pPr>
+        <w:pStyle w:val="TOCNote"/>
+      </w:pPr>
+      <w:r>
+        <w:fldChar w:fldCharType="begin" w:dirty="true"/>
+      </w:r>
+      <w:r>
+        <w:instrText xml:space="preserve"> TOC \o "1-1" \b DAFTAR_LAMPIRAN \h \z </w:instrText>
       </w:r>
       <w:r>
         <w:fldChar w:fldCharType="separate"/>
@@ -1611,7 +1613,7 @@
       <w:pPr>
         <w:pStyle w:val="Heading1"/>
       </w:pPr>
-      <w:bookmarkStart w:id="17" w:name="_pendahuluan"/>
+      <w:bookmarkStart w:id="15" w:name="_pendahuluan"/>
       <w:r>
         <w:t xml:space="preserve">BAB I</w:t>
       </w:r>
@@ -1621,13 +1623,13 @@
       <w:r>
         <w:t xml:space="preserve">PENDAHULUAN</w:t>
       </w:r>
-      <w:bookmarkEnd w:id="17"/>
+      <w:bookmarkEnd w:id="15"/>
     </w:p>
     <w:p>
       <w:pPr>
         <w:pStyle w:val="Heading2"/>
       </w:pPr>
-      <w:bookmarkStart w:id="18" w:name="_8a6d664ecdef588b90aa089e0bcc7be31acc946"/>
+      <w:bookmarkStart w:id="16" w:name="_8a6d664ecdef588b90aa089e0bcc7be31acc946"/>
       <w:r>
         <w:t xml:space="preserve">1.1</w:t>
       </w:r>
@@ -1637,7 +1639,7 @@
       <w:r>
         <w:t xml:space="preserve">Latar Belakang</w:t>
       </w:r>
-      <w:bookmarkEnd w:id="18"/>
+      <w:bookmarkEnd w:id="16"/>
     </w:p>
     <w:p>
       <w:pPr>
@@ -1669,7 +1671,7 @@
       <w:pPr>
         <w:pStyle w:val="Heading2"/>
       </w:pPr>
-      <w:bookmarkStart w:id="19" w:name="_5f1d6eb28e94f5b71f6c8d2af2f1be2afae9f01"/>
+      <w:bookmarkStart w:id="17" w:name="_5f1d6eb28e94f5b71f6c8d2af2f1be2afae9f01"/>
       <w:r>
         <w:t xml:space="preserve">1.2</w:t>
       </w:r>
@@ -1679,7 +1681,7 @@
       <w:r>
         <w:t xml:space="preserve">Rumusan Masalah</w:t>
       </w:r>
-      <w:bookmarkEnd w:id="19"/>
+      <w:bookmarkEnd w:id="17"/>
     </w:p>
     <w:p>
       <w:pPr>
@@ -1717,7 +1719,7 @@
       <w:pPr>
         <w:pStyle w:val="Heading2"/>
       </w:pPr>
-      <w:bookmarkStart w:id="20" w:name="_2cd6ef3300f310174865dee0225b1e5870e4437"/>
+      <w:bookmarkStart w:id="18" w:name="_2cd6ef3300f310174865dee0225b1e5870e4437"/>
       <w:r>
         <w:t xml:space="preserve">1.3</w:t>
       </w:r>
@@ -1727,7 +1729,7 @@
       <w:r>
         <w:t xml:space="preserve">Tujuan Penelitian</w:t>
       </w:r>
-      <w:bookmarkEnd w:id="20"/>
+      <w:bookmarkEnd w:id="18"/>
     </w:p>
     <w:p>
       <w:pPr>
@@ -1765,7 +1767,7 @@
       <w:pPr>
         <w:pStyle w:val="Heading2"/>
       </w:pPr>
-      <w:bookmarkStart w:id="21" w:name="_783390ece8679930153259ac36427cbf626257d"/>
+      <w:bookmarkStart w:id="19" w:name="_783390ece8679930153259ac36427cbf626257d"/>
       <w:r>
         <w:t xml:space="preserve">1.4</w:t>
       </w:r>
@@ -1775,7 +1777,7 @@
       <w:r>
         <w:t xml:space="preserve">Manfaat Penelitian</w:t>
       </w:r>
-      <w:bookmarkEnd w:id="21"/>
+      <w:bookmarkEnd w:id="19"/>
     </w:p>
     <w:p>
       <w:pPr>
@@ -1789,7 +1791,7 @@
       <w:pPr>
         <w:pStyle w:val="Heading2"/>
       </w:pPr>
-      <w:bookmarkStart w:id="22" w:name="_0e403d0e66cc055aed9dcee8311f35277fb214d"/>
+      <w:bookmarkStart w:id="20" w:name="_0e403d0e66cc055aed9dcee8311f35277fb214d"/>
       <w:r>
         <w:t xml:space="preserve">1.5</w:t>
       </w:r>
@@ -1799,7 +1801,7 @@
       <w:r>
         <w:t xml:space="preserve">Batasan Masalah</w:t>
       </w:r>
-      <w:bookmarkEnd w:id="22"/>
+      <w:bookmarkEnd w:id="20"/>
     </w:p>
     <w:p>
       <w:pPr>
@@ -1831,7 +1833,7 @@
       <w:pPr>
         <w:pStyle w:val="Heading2"/>
       </w:pPr>
-      <w:bookmarkStart w:id="23" w:name="_22ed1c23bb2225e3184053c7303299c0ab0ed1f"/>
+      <w:bookmarkStart w:id="21" w:name="_22ed1c23bb2225e3184053c7303299c0ab0ed1f"/>
       <w:r>
         <w:t xml:space="preserve">1.6</w:t>
       </w:r>
@@ -1841,7 +1843,7 @@
       <w:r>
         <w:t xml:space="preserve">Sistematika Penulisan</w:t>
       </w:r>
-      <w:bookmarkEnd w:id="23"/>
+      <w:bookmarkEnd w:id="21"/>
     </w:p>
     <w:p>
       <w:pPr>
@@ -1870,7 +1872,7 @@
       <w:pPr>
         <w:pStyle w:val="Heading1"/>
       </w:pPr>
-      <w:bookmarkStart w:id="24" w:name="_c884bc47949267bb06260f4f6529a59278b38d7"/>
+      <w:bookmarkStart w:id="22" w:name="_c884bc47949267bb06260f4f6529a59278b38d7"/>
       <w:r>
         <w:t xml:space="preserve">BAB II</w:t>
       </w:r>
@@ -1880,13 +1882,13 @@
       <w:r>
         <w:t xml:space="preserve">TINJAUAN PUSTAKA</w:t>
       </w:r>
-      <w:bookmarkEnd w:id="24"/>
+      <w:bookmarkEnd w:id="22"/>
     </w:p>
     <w:p>
       <w:pPr>
         <w:pStyle w:val="Heading2"/>
       </w:pPr>
-      <w:bookmarkStart w:id="25" w:name="_b4b00d341e684d892296b5a02ece7bd3a4bf864"/>
+      <w:bookmarkStart w:id="23" w:name="_b4b00d341e684d892296b5a02ece7bd3a4bf864"/>
       <w:r>
         <w:t xml:space="preserve">2.1</w:t>
       </w:r>
@@ -1896,7 +1898,7 @@
       <w:r>
         <w:t xml:space="preserve">Penelitian Terdahulu</w:t>
       </w:r>
-      <w:bookmarkEnd w:id="25"/>
+      <w:bookmarkEnd w:id="23"/>
     </w:p>
     <w:p>
       <w:pPr>
@@ -1928,7 +1930,7 @@
       <w:pPr>
         <w:pStyle w:val="Heading2"/>
       </w:pPr>
-      <w:bookmarkStart w:id="26" w:name="_cade39faae8df905e17757e38d2c522d27b8ed6"/>
+      <w:bookmarkStart w:id="24" w:name="_cade39faae8df905e17757e38d2c522d27b8ed6"/>
       <w:r>
         <w:t xml:space="preserve">2.2</w:t>
       </w:r>
@@ -1938,7 +1940,7 @@
       <w:r>
         <w:t xml:space="preserve">Landasan Teori</w:t>
       </w:r>
-      <w:bookmarkEnd w:id="26"/>
+      <w:bookmarkEnd w:id="24"/>
     </w:p>
     <w:p>
       <w:pPr>
@@ -1952,7 +1954,7 @@
       <w:pPr>
         <w:pStyle w:val="Heading3"/>
       </w:pPr>
-      <w:bookmarkStart w:id="27" w:name="_b1b4c15a70c4f97020fd7f95c8c8ae328896e9a"/>
+      <w:bookmarkStart w:id="25" w:name="_b1b4c15a70c4f97020fd7f95c8c8ae328896e9a"/>
       <w:r>
         <w:t xml:space="preserve">2.2.1</w:t>
       </w:r>
@@ -1962,7 +1964,7 @@
       <w:r>
         <w:t xml:space="preserve">Teori Pertama</w:t>
       </w:r>
-      <w:bookmarkEnd w:id="27"/>
+      <w:bookmarkEnd w:id="25"/>
     </w:p>
     <w:p>
       <w:pPr>
@@ -2003,7 +2005,7 @@
       <w:pPr>
         <w:pStyle w:val="Heading3"/>
       </w:pPr>
-      <w:bookmarkStart w:id="28" w:name="_ab07c109095dce44c87896a357a88f9fb6d1579"/>
+      <w:bookmarkStart w:id="26" w:name="_ab07c109095dce44c87896a357a88f9fb6d1579"/>
       <w:r>
         <w:t xml:space="preserve">2.2.2</w:t>
       </w:r>
@@ -2013,7 +2015,7 @@
       <w:r>
         <w:t xml:space="preserve">Teori Kedua</w:t>
       </w:r>
-      <w:bookmarkEnd w:id="28"/>
+      <w:bookmarkEnd w:id="26"/>
     </w:p>
     <w:p>
       <w:pPr>
@@ -2055,7 +2057,7 @@
       <w:pPr>
         <w:pStyle w:val="Heading2"/>
       </w:pPr>
-      <w:bookmarkStart w:id="29" w:name="_d28a2fe7cae32047c2eec519c9604801c7a8dfc"/>
+      <w:bookmarkStart w:id="27" w:name="_d28a2fe7cae32047c2eec519c9604801c7a8dfc"/>
       <w:r>
         <w:t xml:space="preserve">2.3</w:t>
       </w:r>
@@ -2065,7 +2067,7 @@
       <w:r>
         <w:t xml:space="preserve">Kerangka Pikir</w:t>
       </w:r>
-      <w:bookmarkEnd w:id="29"/>
+      <w:bookmarkEnd w:id="27"/>
     </w:p>
     <w:p>
       <w:pPr>
@@ -2094,7 +2096,7 @@
       <w:pPr>
         <w:pStyle w:val="Heading1"/>
       </w:pPr>
-      <w:bookmarkStart w:id="30" w:name="_cfe4e334424767a3480dfac0aedf2c29f15c577"/>
+      <w:bookmarkStart w:id="28" w:name="_cfe4e334424767a3480dfac0aedf2c29f15c577"/>
       <w:r>
         <w:t xml:space="preserve">BAB III</w:t>
       </w:r>
@@ -2104,47 +2106,47 @@
       <w:r>
         <w:t xml:space="preserve">METODE PENELITIAN</w:t>
       </w:r>
+      <w:bookmarkEnd w:id="28"/>
+    </w:p>
+    <w:p>
+      <w:pPr>
+        <w:pStyle w:val="Heading2"/>
+      </w:pPr>
+      <w:bookmarkStart w:id="29" w:name="_e113a42dd956a1b1d1f5cf003e039d21817f4fa"/>
+      <w:r>
+        <w:t xml:space="preserve">3.1</w:t>
+      </w:r>
+      <w:r>
+        <w:tab/>
+      </w:r>
+      <w:r>
+        <w:t xml:space="preserve">Lokasi dan Waktu Penelitian</w:t>
+      </w:r>
+      <w:bookmarkEnd w:id="29"/>
+    </w:p>
+    <w:p>
+      <w:pPr>
+        <w:pStyle w:val="FirstParagraph"/>
+      </w:pPr>
+      <w:r>
+        <w:t xml:space="preserve">Sebutkan lokasi penelitian dengan jelas dan lengkap, serta lama atau masa pengumpulan data.</w:t>
+      </w:r>
+    </w:p>
+    <w:p>
+      <w:pPr>
+        <w:pStyle w:val="Heading2"/>
+      </w:pPr>
+      <w:bookmarkStart w:id="30" w:name="_7432007da6b9251b6cb3d10f5e65d15af52b8d0"/>
+      <w:r>
+        <w:t xml:space="preserve">3.2</w:t>
+      </w:r>
+      <w:r>
+        <w:tab/>
+      </w:r>
+      <w:r>
+        <w:t xml:space="preserve">Alat dan Bahan</w:t>
+      </w:r>
       <w:bookmarkEnd w:id="30"/>
-    </w:p>
-    <w:p>
-      <w:pPr>
-        <w:pStyle w:val="Heading2"/>
-      </w:pPr>
-      <w:bookmarkStart w:id="31" w:name="_e113a42dd956a1b1d1f5cf003e039d21817f4fa"/>
-      <w:r>
-        <w:t xml:space="preserve">3.1</w:t>
-      </w:r>
-      <w:r>
-        <w:tab/>
-      </w:r>
-      <w:r>
-        <w:t xml:space="preserve">Lokasi dan Waktu Penelitian</w:t>
-      </w:r>
-      <w:bookmarkEnd w:id="31"/>
-    </w:p>
-    <w:p>
-      <w:pPr>
-        <w:pStyle w:val="FirstParagraph"/>
-      </w:pPr>
-      <w:r>
-        <w:t xml:space="preserve">Sebutkan lokasi penelitian dengan jelas dan lengkap, serta lama atau masa pengumpulan data.</w:t>
-      </w:r>
-    </w:p>
-    <w:p>
-      <w:pPr>
-        <w:pStyle w:val="Heading2"/>
-      </w:pPr>
-      <w:bookmarkStart w:id="32" w:name="_7432007da6b9251b6cb3d10f5e65d15af52b8d0"/>
-      <w:r>
-        <w:t xml:space="preserve">3.2</w:t>
-      </w:r>
-      <w:r>
-        <w:tab/>
-      </w:r>
-      <w:r>
-        <w:t xml:space="preserve">Alat dan Bahan</w:t>
-      </w:r>
-      <w:bookmarkEnd w:id="32"/>
     </w:p>
     <w:p>
       <w:pPr>
@@ -2176,7 +2178,7 @@
       <w:pPr>
         <w:pStyle w:val="Heading2"/>
       </w:pPr>
-      <w:bookmarkStart w:id="33" w:name="_a901d36c1b253631528230aafc559291c343e12"/>
+      <w:bookmarkStart w:id="31" w:name="_a901d36c1b253631528230aafc559291c343e12"/>
       <w:r>
         <w:t xml:space="preserve">3.3</w:t>
       </w:r>
@@ -2186,7 +2188,7 @@
       <w:r>
         <w:t xml:space="preserve">Tahapan Penelitian</w:t>
       </w:r>
-      <w:bookmarkEnd w:id="33"/>
+      <w:bookmarkEnd w:id="31"/>
     </w:p>
     <w:p>
       <w:pPr>
@@ -2210,7 +2212,7 @@
       <w:pPr>
         <w:pStyle w:val="Heading2"/>
       </w:pPr>
-      <w:bookmarkStart w:id="34" w:name="_96f08ae9a1ed14f1f15c5cb07598b17e191ad5f"/>
+      <w:bookmarkStart w:id="32" w:name="_96f08ae9a1ed14f1f15c5cb07598b17e191ad5f"/>
       <w:r>
         <w:t xml:space="preserve">3.4</w:t>
       </w:r>
@@ -2220,7 +2222,7 @@
       <w:r>
         <w:t xml:space="preserve">Perancangan Sistem</w:t>
       </w:r>
-      <w:bookmarkEnd w:id="34"/>
+      <w:bookmarkEnd w:id="32"/>
     </w:p>
     <w:p>
       <w:pPr>
@@ -2234,7 +2236,7 @@
       <w:pPr>
         <w:pStyle w:val="Heading2"/>
       </w:pPr>
-      <w:bookmarkStart w:id="35" w:name="_dd139f30daee25d2dc2c46aae93e5b12666fade"/>
+      <w:bookmarkStart w:id="33" w:name="_dd139f30daee25d2dc2c46aae93e5b12666fade"/>
       <w:r>
         <w:t xml:space="preserve">3.5</w:t>
       </w:r>
@@ -2244,7 +2246,7 @@
       <w:r>
         <w:t xml:space="preserve">Variabel Pengamatan dan Analisis Data</w:t>
       </w:r>
-      <w:bookmarkEnd w:id="35"/>
+      <w:bookmarkEnd w:id="33"/>
     </w:p>
     <w:p>
       <w:pPr>
@@ -2273,7 +2275,7 @@
       <w:pPr>
         <w:pStyle w:val="Heading1"/>
       </w:pPr>
-      <w:bookmarkStart w:id="36" w:name="_92ffbd878b7fcbc53b58dbd888ca7aa67dde4b2"/>
+      <w:bookmarkStart w:id="34" w:name="_92ffbd878b7fcbc53b58dbd888ca7aa67dde4b2"/>
       <w:r>
         <w:t xml:space="preserve">BAB IV</w:t>
       </w:r>
@@ -2283,71 +2285,71 @@
       <w:r>
         <w:t xml:space="preserve">HASIL DAN PEMBAHASAN</w:t>
       </w:r>
+      <w:bookmarkEnd w:id="34"/>
+    </w:p>
+    <w:p>
+      <w:pPr>
+        <w:pStyle w:val="Heading2"/>
+      </w:pPr>
+      <w:bookmarkStart w:id="35" w:name="_63eee28cbd0bfc44d0d2393029ee1e1e589f5b5"/>
+      <w:r>
+        <w:t xml:space="preserve">4.1</w:t>
+      </w:r>
+      <w:r>
+        <w:tab/>
+      </w:r>
+      <w:r>
+        <w:t xml:space="preserve">Hasil Penelitian</w:t>
+      </w:r>
+      <w:bookmarkEnd w:id="35"/>
+    </w:p>
+    <w:p>
+      <w:pPr>
+        <w:pStyle w:val="FirstParagraph"/>
+      </w:pPr>
+      <w:r>
+        <w:t xml:space="preserve">Hasil penelitian berisi data primer dan atau sekunder. Hasil kuantitatif disajikan dalam bentuk tabel, grafik, dan foto, dan sebaiknya berupa hasil olahan, bukan data mentah. Narasi hasil memuat ulasan makna dari tabel dan gambar, misalnya Tabel 4.1 dan Gambar 4.1 (bab 4, urutan pertama).</w:t>
+      </w:r>
+    </w:p>
+    <w:p>
+      <w:pPr>
+        <w:pStyle w:val="Heading3"/>
+      </w:pPr>
+      <w:bookmarkStart w:id="36" w:name="_2448beda55ab7d5dc89cb336b5eaa200d56fb5d"/>
+      <w:r>
+        <w:t xml:space="preserve">4.1.1</w:t>
+      </w:r>
+      <w:r>
+        <w:tab/>
+      </w:r>
+      <w:r>
+        <w:t xml:space="preserve">Hasil Implementasi</w:t>
+      </w:r>
       <w:bookmarkEnd w:id="36"/>
     </w:p>
     <w:p>
       <w:pPr>
-        <w:pStyle w:val="Heading2"/>
-      </w:pPr>
-      <w:bookmarkStart w:id="37" w:name="_63eee28cbd0bfc44d0d2393029ee1e1e589f5b5"/>
-      <w:r>
-        <w:t xml:space="preserve">4.1</w:t>
+        <w:pStyle w:val="FirstParagraph"/>
+      </w:pPr>
+      <w:r>
+        <w:t xml:space="preserve">Uraikan hasil implementasi sistem.</w:t>
+      </w:r>
+    </w:p>
+    <w:p>
+      <w:pPr>
+        <w:pStyle w:val="Heading3"/>
+      </w:pPr>
+      <w:bookmarkStart w:id="37" w:name="_db1d0a9a06f29dd838ac51b7c0e11e00b074cb6"/>
+      <w:r>
+        <w:t xml:space="preserve">4.1.2</w:t>
       </w:r>
       <w:r>
         <w:tab/>
       </w:r>
       <w:r>
-        <w:t xml:space="preserve">Hasil Penelitian</w:t>
+        <w:t xml:space="preserve">Hasil Pengujian</w:t>
       </w:r>
       <w:bookmarkEnd w:id="37"/>
-    </w:p>
-    <w:p>
-      <w:pPr>
-        <w:pStyle w:val="FirstParagraph"/>
-      </w:pPr>
-      <w:r>
-        <w:t xml:space="preserve">Hasil penelitian berisi data primer dan atau sekunder. Hasil kuantitatif disajikan dalam bentuk tabel, grafik, dan foto, dan sebaiknya berupa hasil olahan, bukan data mentah. Narasi hasil memuat ulasan makna dari tabel dan gambar, misalnya Tabel 4.1 dan Gambar 4.1 (bab 4, urutan pertama).</w:t>
-      </w:r>
-    </w:p>
-    <w:p>
-      <w:pPr>
-        <w:pStyle w:val="Heading3"/>
-      </w:pPr>
-      <w:bookmarkStart w:id="38" w:name="_2448beda55ab7d5dc89cb336b5eaa200d56fb5d"/>
-      <w:r>
-        <w:t xml:space="preserve">4.1.1</w:t>
-      </w:r>
-      <w:r>
-        <w:tab/>
-      </w:r>
-      <w:r>
-        <w:t xml:space="preserve">Hasil Implementasi</w:t>
-      </w:r>
-      <w:bookmarkEnd w:id="38"/>
-    </w:p>
-    <w:p>
-      <w:pPr>
-        <w:pStyle w:val="FirstParagraph"/>
-      </w:pPr>
-      <w:r>
-        <w:t xml:space="preserve">Uraikan hasil implementasi sistem.</w:t>
-      </w:r>
-    </w:p>
-    <w:p>
-      <w:pPr>
-        <w:pStyle w:val="Heading3"/>
-      </w:pPr>
-      <w:bookmarkStart w:id="39" w:name="_db1d0a9a06f29dd838ac51b7c0e11e00b074cb6"/>
-      <w:r>
-        <w:t xml:space="preserve">4.1.2</w:t>
-      </w:r>
-      <w:r>
-        <w:tab/>
-      </w:r>
-      <w:r>
-        <w:t xml:space="preserve">Hasil Pengujian</w:t>
-      </w:r>
-      <w:bookmarkEnd w:id="39"/>
     </w:p>
     <w:p>
       <w:pPr>
@@ -2580,18 +2582,18 @@
           <wp:inline>
             <wp:extent cx="3017520" cy="2168984"/>
             <wp:effectExtent b="0" l="0" r="0" t="0"/>
-            <wp:docPr descr="" title="" id="41" name="Picture"/>
+            <wp:docPr descr="" title="" id="39" name="Picture"/>
             <a:graphic>
               <a:graphicData uri="http://schemas.openxmlformats.org/drawingml/2006/picture">
                 <pic:pic>
                   <pic:nvPicPr>
-                    <pic:cNvPr descr="../gambar/contoh-grafik-warna.png" id="42" name="Picture"/>
+                    <pic:cNvPr descr="../gambar/contoh-grafik-warna.png" id="40" name="Picture"/>
                     <pic:cNvPicPr>
                       <a:picLocks noChangeArrowheads="1" noChangeAspect="1"/>
                     </pic:cNvPicPr>
                   </pic:nvPicPr>
                   <pic:blipFill>
-                    <a:blip r:embed="rId40"/>
+                    <a:blip r:embed="rId38"/>
                     <a:stretch>
                       <a:fillRect/>
                     </a:stretch>
@@ -2630,7 +2632,7 @@
       <w:pPr>
         <w:pStyle w:val="Heading2"/>
       </w:pPr>
-      <w:bookmarkStart w:id="43" w:name="_pembahasan"/>
+      <w:bookmarkStart w:id="41" w:name="_pembahasan"/>
       <w:r>
         <w:t xml:space="preserve">4.2</w:t>
       </w:r>
@@ -2640,7 +2642,7 @@
       <w:r>
         <w:t xml:space="preserve">Pembahasan</w:t>
       </w:r>
-      <w:bookmarkEnd w:id="43"/>
+      <w:bookmarkEnd w:id="41"/>
     </w:p>
     <w:p>
       <w:pPr>
@@ -2687,7 +2689,7 @@
       <w:pPr>
         <w:pStyle w:val="Heading1"/>
       </w:pPr>
-      <w:bookmarkStart w:id="44" w:name="_10bf0431604912074f85135b9d3395f441532ab"/>
+      <w:bookmarkStart w:id="42" w:name="_10bf0431604912074f85135b9d3395f441532ab"/>
       <w:r>
         <w:t xml:space="preserve">BAB V</w:t>
       </w:r>
@@ -2697,47 +2699,47 @@
       <w:r>
         <w:t xml:space="preserve">KESIMPULAN DAN SARAN</w:t>
       </w:r>
+      <w:bookmarkEnd w:id="42"/>
+    </w:p>
+    <w:p>
+      <w:pPr>
+        <w:pStyle w:val="Heading2"/>
+      </w:pPr>
+      <w:bookmarkStart w:id="43" w:name="_kesimpulan"/>
+      <w:r>
+        <w:t xml:space="preserve">5.1</w:t>
+      </w:r>
+      <w:r>
+        <w:tab/>
+      </w:r>
+      <w:r>
+        <w:t xml:space="preserve">Kesimpulan</w:t>
+      </w:r>
+      <w:bookmarkEnd w:id="43"/>
+    </w:p>
+    <w:p>
+      <w:pPr>
+        <w:pStyle w:val="FirstParagraph"/>
+      </w:pPr>
+      <w:r>
+        <w:t xml:space="preserve">Kesimpulan merupakan uraian singkat hasil penelitian dan pembahasan (bukan kalimat statistik) yang mengacu pada tujuan penelitian. Tuliskan sesuai urutan rumusan masalah.</w:t>
+      </w:r>
+    </w:p>
+    <w:p>
+      <w:pPr>
+        <w:pStyle w:val="Heading2"/>
+      </w:pPr>
+      <w:bookmarkStart w:id="44" w:name="_saran"/>
+      <w:r>
+        <w:t xml:space="preserve">5.2</w:t>
+      </w:r>
+      <w:r>
+        <w:tab/>
+      </w:r>
+      <w:r>
+        <w:t xml:space="preserve">Saran</w:t>
+      </w:r>
       <w:bookmarkEnd w:id="44"/>
-    </w:p>
-    <w:p>
-      <w:pPr>
-        <w:pStyle w:val="Heading2"/>
-      </w:pPr>
-      <w:bookmarkStart w:id="45" w:name="_kesimpulan"/>
-      <w:r>
-        <w:t xml:space="preserve">5.1</w:t>
-      </w:r>
-      <w:r>
-        <w:tab/>
-      </w:r>
-      <w:r>
-        <w:t xml:space="preserve">Kesimpulan</w:t>
-      </w:r>
-      <w:bookmarkEnd w:id="45"/>
-    </w:p>
-    <w:p>
-      <w:pPr>
-        <w:pStyle w:val="FirstParagraph"/>
-      </w:pPr>
-      <w:r>
-        <w:t xml:space="preserve">Kesimpulan merupakan uraian singkat hasil penelitian dan pembahasan (bukan kalimat statistik) yang mengacu pada tujuan penelitian. Tuliskan sesuai urutan rumusan masalah.</w:t>
-      </w:r>
-    </w:p>
-    <w:p>
-      <w:pPr>
-        <w:pStyle w:val="Heading2"/>
-      </w:pPr>
-      <w:bookmarkStart w:id="46" w:name="_saran"/>
-      <w:r>
-        <w:t xml:space="preserve">5.2</w:t>
-      </w:r>
-      <w:r>
-        <w:tab/>
-      </w:r>
-      <w:r>
-        <w:t xml:space="preserve">Saran</w:t>
-      </w:r>
-      <w:bookmarkEnd w:id="46"/>
     </w:p>
     <w:p>
       <w:pPr>
@@ -2784,11 +2786,11 @@
       <w:pPr>
         <w:pStyle w:val="Heading1"/>
       </w:pPr>
-      <w:bookmarkStart w:id="47" w:name="_c8bc7b37742d03aae254d1c427781b8b5aca2ff"/>
+      <w:bookmarkStart w:id="45" w:name="_c8bc7b37742d03aae254d1c427781b8b5aca2ff"/>
       <w:r>
         <w:t xml:space="preserve">DAFTAR PUSTAKA</w:t>
       </w:r>
-      <w:bookmarkEnd w:id="47"/>
+      <w:bookmarkEnd w:id="45"/>
     </w:p>
     <w:p>
       <w:pPr>
@@ -3063,7 +3065,7 @@
       <w:r>
         <w:t xml:space="preserve"> </w:t>
       </w:r>
-      <w:hyperlink r:id="rId48">
+      <w:hyperlink r:id="rId46">
         <w:r>
           <w:rPr>
             <w:rStyle w:val="Hyperlink"/>
@@ -3143,7 +3145,7 @@
       <w:r>
         <w:t xml:space="preserve"> </w:t>
       </w:r>
-      <w:hyperlink r:id="rId49">
+      <w:hyperlink r:id="rId47">
         <w:r>
           <w:rPr>
             <w:rStyle w:val="Hyperlink"/>
@@ -3217,7 +3219,7 @@
       <w:r>
         <w:t xml:space="preserve"> </w:t>
       </w:r>
-      <w:hyperlink r:id="rId50">
+      <w:hyperlink r:id="rId48">
         <w:r>
           <w:rPr>
             <w:rStyle w:val="Hyperlink"/>
@@ -3249,7 +3251,7 @@
       <w:r>
         <w:t xml:space="preserve"> </w:t>
       </w:r>
-      <w:hyperlink r:id="rId51">
+      <w:hyperlink r:id="rId49">
         <w:r>
           <w:rPr>
             <w:rStyle w:val="Hyperlink"/>
@@ -3281,7 +3283,7 @@
       <w:r>
         <w:t xml:space="preserve"> </w:t>
       </w:r>
-      <w:hyperlink r:id="rId52">
+      <w:hyperlink r:id="rId50">
         <w:r>
           <w:rPr>
             <w:rStyle w:val="Hyperlink"/>
@@ -3316,7 +3318,7 @@
       <w:r>
         <w:t xml:space="preserve"> </w:t>
       </w:r>
-      <w:hyperlink r:id="rId53">
+      <w:hyperlink r:id="rId51">
         <w:r>
           <w:rPr>
             <w:rStyle w:val="Hyperlink"/>
@@ -3382,15 +3384,16 @@
         </w:sectPr>
       </w:pPr>
     </w:p>
+    <w:bookmarkStart w:id="900" w:name="DAFTAR_LAMPIRAN"/>
     <w:p>
       <w:pPr>
         <w:pStyle w:val="Heading1"/>
       </w:pPr>
-      <w:bookmarkStart w:id="54" w:name="_82962ff7038b1c33ee80cc53bd71a2c62995772"/>
+      <w:bookmarkStart w:id="52" w:name="_82962ff7038b1c33ee80cc53bd71a2c62995772"/>
       <w:r>
         <w:t xml:space="preserve">LAMPIRAN 1. Contoh judul lampiran</w:t>
       </w:r>
-      <w:bookmarkEnd w:id="54"/>
+      <w:bookmarkEnd w:id="52"/>
     </w:p>
     <w:p>
       <w:pPr>
@@ -3400,6 +3403,7 @@
         <w:t xml:space="preserve">Lampiran memuat hasil penelitian yang tidak dimasukkan ke dalam tubuh tulisan agar tidak mengganggu uraian, misalnya tabel yang melebihi satu halaman, peta lokasi, perhitungan, dan prosedur pendukung. Tiap lampiran diberi nomor urut dan judul yang jelas; judul ditulis dengan huruf kecil kecuali huruf awal kalimat dan tanpa titik di akhir.</w:t>
       </w:r>
     </w:p>
+    <w:bookmarkEnd w:id="900"/>
     <w:sectPr>
       <w:headerReference w:type="default" r:id="rIdHeaderNomor"/>
       <w:footerReference w:type="default" r:id="rIdFooterKosong"/>
